--- a/docs/ingles/Wilson dos Santos - 17December2025.docx
+++ b/docs/ingles/Wilson dos Santos - 17December2025.docx
@@ -238,23 +238,7 @@
           <w:rFonts w:ascii="Aptos" w:hAnsi="Aptos"/>
           <w:lang w:val="pt-BR"/>
         </w:rPr>
-        <w:t xml:space="preserve">Short </w:t>
-      </w:r>
-      <w:proofErr w:type="spellStart"/>
-      <w:r>
-        <w:rPr>
-          <w:rFonts w:ascii="Aptos" w:hAnsi="Aptos"/>
-          <w:lang w:val="pt-BR"/>
-        </w:rPr>
-        <w:t>Answers</w:t>
-      </w:r>
-      <w:proofErr w:type="spellEnd"/>
-      <w:r>
-        <w:rPr>
-          <w:rFonts w:ascii="Aptos" w:hAnsi="Aptos"/>
-          <w:lang w:val="pt-BR"/>
-        </w:rPr>
-        <w:t xml:space="preserve">: </w:t>
+        <w:t xml:space="preserve">Short Answers: </w:t>
       </w:r>
     </w:p>
     <w:p>
@@ -265,37 +249,12 @@
           <w:lang w:val="pt-BR"/>
         </w:rPr>
       </w:pPr>
-      <w:proofErr w:type="spellStart"/>
-      <w:r>
-        <w:rPr>
-          <w:rFonts w:ascii="Aptos" w:hAnsi="Aptos"/>
-          <w:lang w:val="pt-BR"/>
-        </w:rPr>
-        <w:t>Is</w:t>
-      </w:r>
-      <w:proofErr w:type="spellEnd"/>
-      <w:r>
-        <w:rPr>
-          <w:rFonts w:ascii="Aptos" w:hAnsi="Aptos"/>
-          <w:lang w:val="pt-BR"/>
-        </w:rPr>
-        <w:t xml:space="preserve"> Mary </w:t>
-      </w:r>
-      <w:proofErr w:type="spellStart"/>
-      <w:r>
-        <w:rPr>
-          <w:rFonts w:ascii="Aptos" w:hAnsi="Aptos"/>
-          <w:lang w:val="pt-BR"/>
-        </w:rPr>
-        <w:t>working</w:t>
-      </w:r>
-      <w:proofErr w:type="spellEnd"/>
-      <w:r>
-        <w:rPr>
-          <w:rFonts w:ascii="Aptos" w:hAnsi="Aptos"/>
-          <w:lang w:val="pt-BR"/>
-        </w:rPr>
-        <w:t>?</w:t>
+      <w:r>
+        <w:rPr>
+          <w:rFonts w:ascii="Aptos" w:hAnsi="Aptos"/>
+          <w:lang w:val="pt-BR"/>
+        </w:rPr>
+        <w:t>Is Mary working?</w:t>
       </w:r>
     </w:p>
     <w:p>
@@ -311,39 +270,7 @@
           <w:rFonts w:ascii="Aptos" w:hAnsi="Aptos"/>
           <w:lang w:val="pt-BR"/>
         </w:rPr>
-        <w:t xml:space="preserve">Yes, </w:t>
-      </w:r>
-      <w:proofErr w:type="spellStart"/>
-      <w:r>
-        <w:rPr>
-          <w:rFonts w:ascii="Aptos" w:hAnsi="Aptos"/>
-          <w:lang w:val="pt-BR"/>
-        </w:rPr>
-        <w:t>she</w:t>
-      </w:r>
-      <w:proofErr w:type="spellEnd"/>
-      <w:r>
-        <w:rPr>
-          <w:rFonts w:ascii="Aptos" w:hAnsi="Aptos"/>
-          <w:lang w:val="pt-BR"/>
-        </w:rPr>
-        <w:t xml:space="preserve"> </w:t>
-      </w:r>
-      <w:proofErr w:type="spellStart"/>
-      <w:r>
-        <w:rPr>
-          <w:rFonts w:ascii="Aptos" w:hAnsi="Aptos"/>
-          <w:lang w:val="pt-BR"/>
-        </w:rPr>
-        <w:t>is</w:t>
-      </w:r>
-      <w:proofErr w:type="spellEnd"/>
-      <w:r>
-        <w:rPr>
-          <w:rFonts w:ascii="Aptos" w:hAnsi="Aptos"/>
-          <w:lang w:val="pt-BR"/>
-        </w:rPr>
-        <w:t>.</w:t>
+        <w:t>Yes, she is.</w:t>
       </w:r>
     </w:p>
     <w:p>
@@ -359,39 +286,7 @@
           <w:rFonts w:ascii="Aptos" w:hAnsi="Aptos"/>
           <w:lang w:val="pt-BR"/>
         </w:rPr>
-        <w:t xml:space="preserve">No, </w:t>
-      </w:r>
-      <w:proofErr w:type="spellStart"/>
-      <w:r>
-        <w:rPr>
-          <w:rFonts w:ascii="Aptos" w:hAnsi="Aptos"/>
-          <w:lang w:val="pt-BR"/>
-        </w:rPr>
-        <w:t>she</w:t>
-      </w:r>
-      <w:proofErr w:type="spellEnd"/>
-      <w:r>
-        <w:rPr>
-          <w:rFonts w:ascii="Aptos" w:hAnsi="Aptos"/>
-          <w:lang w:val="pt-BR"/>
-        </w:rPr>
-        <w:t xml:space="preserve"> </w:t>
-      </w:r>
-      <w:proofErr w:type="spellStart"/>
-      <w:r>
-        <w:rPr>
-          <w:rFonts w:ascii="Aptos" w:hAnsi="Aptos"/>
-          <w:lang w:val="pt-BR"/>
-        </w:rPr>
-        <w:t>isn’t</w:t>
-      </w:r>
-      <w:proofErr w:type="spellEnd"/>
-      <w:r>
-        <w:rPr>
-          <w:rFonts w:ascii="Aptos" w:hAnsi="Aptos"/>
-          <w:lang w:val="pt-BR"/>
-        </w:rPr>
-        <w:t>.</w:t>
+        <w:t>No, she isn’t.</w:t>
       </w:r>
     </w:p>
     <w:p>
@@ -407,39 +302,7 @@
           <w:rFonts w:ascii="Aptos" w:hAnsi="Aptos"/>
           <w:lang w:val="pt-BR"/>
         </w:rPr>
-        <w:t xml:space="preserve">They </w:t>
-      </w:r>
-      <w:proofErr w:type="spellStart"/>
-      <w:r>
-        <w:rPr>
-          <w:rFonts w:ascii="Aptos" w:hAnsi="Aptos"/>
-          <w:lang w:val="pt-BR"/>
-        </w:rPr>
-        <w:t>aren’t</w:t>
-      </w:r>
-      <w:proofErr w:type="spellEnd"/>
-      <w:r>
-        <w:rPr>
-          <w:rFonts w:ascii="Aptos" w:hAnsi="Aptos"/>
-          <w:lang w:val="pt-BR"/>
-        </w:rPr>
-        <w:t xml:space="preserve"> </w:t>
-      </w:r>
-      <w:proofErr w:type="spellStart"/>
-      <w:r>
-        <w:rPr>
-          <w:rFonts w:ascii="Aptos" w:hAnsi="Aptos"/>
-          <w:lang w:val="pt-BR"/>
-        </w:rPr>
-        <w:t>here</w:t>
-      </w:r>
-      <w:proofErr w:type="spellEnd"/>
-      <w:r>
-        <w:rPr>
-          <w:rFonts w:ascii="Aptos" w:hAnsi="Aptos"/>
-          <w:lang w:val="pt-BR"/>
-        </w:rPr>
-        <w:t>.</w:t>
+        <w:t>They aren’t here.</w:t>
       </w:r>
     </w:p>
     <w:p>
@@ -459,37 +322,12 @@
           <w:lang w:val="pt-BR"/>
         </w:rPr>
       </w:pPr>
-      <w:proofErr w:type="spellStart"/>
-      <w:r>
-        <w:rPr>
-          <w:rFonts w:ascii="Aptos" w:hAnsi="Aptos"/>
-          <w:lang w:val="pt-BR"/>
-        </w:rPr>
-        <w:t>Drilling</w:t>
-      </w:r>
-      <w:proofErr w:type="spellEnd"/>
-      <w:r>
-        <w:rPr>
-          <w:rFonts w:ascii="Aptos" w:hAnsi="Aptos"/>
-          <w:lang w:val="pt-BR"/>
-        </w:rPr>
-        <w:t xml:space="preserve"> short </w:t>
-      </w:r>
-      <w:proofErr w:type="spellStart"/>
-      <w:r>
-        <w:rPr>
-          <w:rFonts w:ascii="Aptos" w:hAnsi="Aptos"/>
-          <w:lang w:val="pt-BR"/>
-        </w:rPr>
-        <w:t>answers</w:t>
-      </w:r>
-      <w:proofErr w:type="spellEnd"/>
-      <w:r>
-        <w:rPr>
-          <w:rFonts w:ascii="Aptos" w:hAnsi="Aptos"/>
-          <w:lang w:val="pt-BR"/>
-        </w:rPr>
-        <w:t>:</w:t>
+      <w:r>
+        <w:rPr>
+          <w:rFonts w:ascii="Aptos" w:hAnsi="Aptos"/>
+          <w:lang w:val="pt-BR"/>
+        </w:rPr>
+        <w:t>Drilling short answers:</w:t>
       </w:r>
     </w:p>
     <w:p>
@@ -506,59 +344,23 @@
       <w:r>
         <w:rPr>
           <w:rFonts w:ascii="Aptos" w:hAnsi="Aptos"/>
+          <w:lang w:val="pt-BR"/>
         </w:rPr>
         <w:t>Are you studying?</w:t>
       </w:r>
       <w:r>
         <w:rPr>
           <w:rFonts w:ascii="Aptos" w:hAnsi="Aptos"/>
+          <w:lang w:val="pt-BR"/>
         </w:rPr>
         <w:t xml:space="preserve">  </w:t>
       </w:r>
       <w:r>
         <w:rPr>
           <w:rFonts w:ascii="Aptos" w:hAnsi="Aptos"/>
-        </w:rPr>
-        <w:t xml:space="preserve">Yes, I am.      </w:t>
-      </w:r>
-      <w:r>
-        <w:rPr>
-          <w:rFonts w:ascii="Aptos" w:hAnsi="Aptos"/>
-          <w:lang w:val="pt-BR"/>
-        </w:rPr>
-        <w:t xml:space="preserve">No, </w:t>
-      </w:r>
-      <w:proofErr w:type="spellStart"/>
-      <w:r>
-        <w:rPr>
-          <w:rFonts w:ascii="Aptos" w:hAnsi="Aptos"/>
-          <w:lang w:val="pt-BR"/>
-        </w:rPr>
-        <w:t>I’m</w:t>
-      </w:r>
-      <w:proofErr w:type="spellEnd"/>
-      <w:r>
-        <w:rPr>
-          <w:rFonts w:ascii="Aptos" w:hAnsi="Aptos"/>
-          <w:lang w:val="pt-BR"/>
-        </w:rPr>
-        <w:t xml:space="preserve"> </w:t>
-      </w:r>
-      <w:proofErr w:type="spellStart"/>
-      <w:r>
-        <w:rPr>
-          <w:rFonts w:ascii="Aptos" w:hAnsi="Aptos"/>
-          <w:lang w:val="pt-BR"/>
-        </w:rPr>
-        <w:t>not</w:t>
-      </w:r>
-      <w:proofErr w:type="spellEnd"/>
-      <w:r>
-        <w:rPr>
-          <w:rFonts w:ascii="Aptos" w:hAnsi="Aptos"/>
-          <w:lang w:val="pt-BR"/>
-        </w:rPr>
-        <w:t>.</w:t>
+          <w:lang w:val="pt-BR"/>
+        </w:rPr>
+        <w:t>Yes, I am.      No, I’m not.</w:t>
       </w:r>
     </w:p>
     <w:p>
@@ -577,39 +379,7 @@
           <w:rFonts w:ascii="Aptos" w:hAnsi="Aptos"/>
           <w:lang w:val="pt-BR"/>
         </w:rPr>
-        <w:t xml:space="preserve">Are </w:t>
-      </w:r>
-      <w:proofErr w:type="spellStart"/>
-      <w:r>
-        <w:rPr>
-          <w:rFonts w:ascii="Aptos" w:hAnsi="Aptos"/>
-          <w:lang w:val="pt-BR"/>
-        </w:rPr>
-        <w:t>you</w:t>
-      </w:r>
-      <w:proofErr w:type="spellEnd"/>
-      <w:r>
-        <w:rPr>
-          <w:rFonts w:ascii="Aptos" w:hAnsi="Aptos"/>
-          <w:lang w:val="pt-BR"/>
-        </w:rPr>
-        <w:t xml:space="preserve"> </w:t>
-      </w:r>
-      <w:proofErr w:type="spellStart"/>
-      <w:r>
-        <w:rPr>
-          <w:rFonts w:ascii="Aptos" w:hAnsi="Aptos"/>
-          <w:lang w:val="pt-BR"/>
-        </w:rPr>
-        <w:t>sleeping</w:t>
-      </w:r>
-      <w:proofErr w:type="spellEnd"/>
-      <w:r>
-        <w:rPr>
-          <w:rFonts w:ascii="Aptos" w:hAnsi="Aptos"/>
-          <w:lang w:val="pt-BR"/>
-        </w:rPr>
-        <w:t>?</w:t>
+        <w:t>Are you sleeping?</w:t>
       </w:r>
     </w:p>
     <w:p>
@@ -628,39 +398,7 @@
           <w:rFonts w:ascii="Aptos" w:hAnsi="Aptos"/>
           <w:lang w:val="pt-BR"/>
         </w:rPr>
-        <w:t xml:space="preserve">Are </w:t>
-      </w:r>
-      <w:proofErr w:type="spellStart"/>
-      <w:r>
-        <w:rPr>
-          <w:rFonts w:ascii="Aptos" w:hAnsi="Aptos"/>
-          <w:lang w:val="pt-BR"/>
-        </w:rPr>
-        <w:t>you</w:t>
-      </w:r>
-      <w:proofErr w:type="spellEnd"/>
-      <w:r>
-        <w:rPr>
-          <w:rFonts w:ascii="Aptos" w:hAnsi="Aptos"/>
-          <w:lang w:val="pt-BR"/>
-        </w:rPr>
-        <w:t xml:space="preserve"> </w:t>
-      </w:r>
-      <w:proofErr w:type="spellStart"/>
-      <w:r>
-        <w:rPr>
-          <w:rFonts w:ascii="Aptos" w:hAnsi="Aptos"/>
-          <w:lang w:val="pt-BR"/>
-        </w:rPr>
-        <w:t>playing</w:t>
-      </w:r>
-      <w:proofErr w:type="spellEnd"/>
-      <w:r>
-        <w:rPr>
-          <w:rFonts w:ascii="Aptos" w:hAnsi="Aptos"/>
-          <w:lang w:val="pt-BR"/>
-        </w:rPr>
-        <w:t>?</w:t>
+        <w:t>Are you playing?</w:t>
       </w:r>
     </w:p>
     <w:p>
@@ -677,53 +415,23 @@
       <w:r>
         <w:rPr>
           <w:rFonts w:ascii="Aptos" w:hAnsi="Aptos"/>
+          <w:lang w:val="pt-BR"/>
         </w:rPr>
         <w:t>Is Luna watching TV?</w:t>
       </w:r>
       <w:r>
         <w:rPr>
           <w:rFonts w:ascii="Aptos" w:hAnsi="Aptos"/>
-        </w:rPr>
-        <w:t xml:space="preserve"> Yes, she is.      </w:t>
-      </w:r>
-      <w:r>
-        <w:rPr>
-          <w:rFonts w:ascii="Aptos" w:hAnsi="Aptos"/>
-          <w:lang w:val="pt-BR"/>
-        </w:rPr>
-        <w:t xml:space="preserve">No, </w:t>
-      </w:r>
-      <w:proofErr w:type="spellStart"/>
-      <w:r>
-        <w:rPr>
-          <w:rFonts w:ascii="Aptos" w:hAnsi="Aptos"/>
-          <w:lang w:val="pt-BR"/>
-        </w:rPr>
-        <w:t>she</w:t>
-      </w:r>
-      <w:proofErr w:type="spellEnd"/>
-      <w:r>
-        <w:rPr>
-          <w:rFonts w:ascii="Aptos" w:hAnsi="Aptos"/>
-          <w:lang w:val="pt-BR"/>
-        </w:rPr>
-        <w:t xml:space="preserve"> </w:t>
-      </w:r>
-      <w:proofErr w:type="spellStart"/>
-      <w:r>
-        <w:rPr>
-          <w:rFonts w:ascii="Aptos" w:hAnsi="Aptos"/>
-          <w:lang w:val="pt-BR"/>
-        </w:rPr>
-        <w:t>isn’t</w:t>
-      </w:r>
-      <w:proofErr w:type="spellEnd"/>
-      <w:r>
-        <w:rPr>
-          <w:rFonts w:ascii="Aptos" w:hAnsi="Aptos"/>
-          <w:lang w:val="pt-BR"/>
-        </w:rPr>
-        <w:t>.</w:t>
+          <w:lang w:val="pt-BR"/>
+        </w:rPr>
+        <w:t xml:space="preserve"> Yes, she is.      No, she </w:t>
+      </w:r>
+      <w:r>
+        <w:rPr>
+          <w:rFonts w:ascii="Aptos" w:hAnsi="Aptos"/>
+          <w:lang w:val="pt-BR"/>
+        </w:rPr>
+        <w:t>isn’t.</w:t>
       </w:r>
     </w:p>
     <w:p>
@@ -734,29 +442,34 @@
         </w:numPr>
         <w:rPr>
           <w:rFonts w:ascii="Aptos" w:hAnsi="Aptos"/>
-        </w:rPr>
-      </w:pPr>
-      <w:r>
-        <w:rPr>
-          <w:rFonts w:ascii="Aptos" w:hAnsi="Aptos"/>
+          <w:lang w:val="pt-BR"/>
+        </w:rPr>
+      </w:pPr>
+      <w:r>
+        <w:rPr>
+          <w:rFonts w:ascii="Aptos" w:hAnsi="Aptos"/>
+          <w:lang w:val="pt-BR"/>
         </w:rPr>
         <w:t>Are E</w:t>
       </w:r>
       <w:r>
         <w:rPr>
           <w:rFonts w:ascii="Aptos" w:hAnsi="Aptos"/>
+          <w:lang w:val="pt-BR"/>
         </w:rPr>
         <w:t>mma and Daniel eating chocolate?</w:t>
       </w:r>
       <w:r>
         <w:rPr>
           <w:rFonts w:ascii="Aptos" w:hAnsi="Aptos"/>
+          <w:lang w:val="pt-BR"/>
         </w:rPr>
         <w:t xml:space="preserve">  </w:t>
       </w:r>
       <w:r>
         <w:rPr>
           <w:rFonts w:ascii="Aptos" w:hAnsi="Aptos"/>
+          <w:lang w:val="pt-BR"/>
         </w:rPr>
         <w:t>Yes, they are.      No, they aren’t.</w:t>
       </w:r>
@@ -769,23 +482,27 @@
         </w:numPr>
         <w:rPr>
           <w:rFonts w:ascii="Aptos" w:hAnsi="Aptos"/>
-        </w:rPr>
-      </w:pPr>
-      <w:r>
-        <w:rPr>
-          <w:rFonts w:ascii="Aptos" w:hAnsi="Aptos"/>
+          <w:lang w:val="pt-BR"/>
+        </w:rPr>
+      </w:pPr>
+      <w:r>
+        <w:rPr>
+          <w:rFonts w:ascii="Aptos" w:hAnsi="Aptos"/>
+          <w:lang w:val="pt-BR"/>
         </w:rPr>
         <w:t>Is Sophia reading the news?</w:t>
       </w:r>
       <w:r>
         <w:rPr>
           <w:rFonts w:ascii="Aptos" w:hAnsi="Aptos"/>
+          <w:lang w:val="pt-BR"/>
         </w:rPr>
         <w:t xml:space="preserve">  </w:t>
       </w:r>
       <w:r>
         <w:rPr>
           <w:rFonts w:ascii="Aptos" w:hAnsi="Aptos"/>
+          <w:lang w:val="pt-BR"/>
         </w:rPr>
         <w:t>Yes, she is.     No, she isn’t.</w:t>
       </w:r>
@@ -798,23 +515,27 @@
         </w:numPr>
         <w:rPr>
           <w:rFonts w:ascii="Aptos" w:hAnsi="Aptos"/>
-        </w:rPr>
-      </w:pPr>
-      <w:r>
-        <w:rPr>
-          <w:rFonts w:ascii="Aptos" w:hAnsi="Aptos"/>
+          <w:lang w:val="pt-BR"/>
+        </w:rPr>
+      </w:pPr>
+      <w:r>
+        <w:rPr>
+          <w:rFonts w:ascii="Aptos" w:hAnsi="Aptos"/>
+          <w:lang w:val="pt-BR"/>
         </w:rPr>
         <w:t>Are Olivia and Samuel living in Paris?</w:t>
       </w:r>
       <w:r>
         <w:rPr>
           <w:rFonts w:ascii="Aptos" w:hAnsi="Aptos"/>
+          <w:lang w:val="pt-BR"/>
         </w:rPr>
         <w:t xml:space="preserve">   </w:t>
       </w:r>
       <w:r>
         <w:rPr>
           <w:rFonts w:ascii="Aptos" w:hAnsi="Aptos"/>
+          <w:lang w:val="pt-BR"/>
         </w:rPr>
         <w:t>Yes, they are.      No, they aren’t.</w:t>
       </w:r>
@@ -827,23 +548,27 @@
         </w:numPr>
         <w:rPr>
           <w:rFonts w:ascii="Aptos" w:hAnsi="Aptos"/>
-        </w:rPr>
-      </w:pPr>
-      <w:r>
-        <w:rPr>
-          <w:rFonts w:ascii="Aptos" w:hAnsi="Aptos"/>
+          <w:lang w:val="pt-BR"/>
+        </w:rPr>
+      </w:pPr>
+      <w:r>
+        <w:rPr>
+          <w:rFonts w:ascii="Aptos" w:hAnsi="Aptos"/>
+          <w:lang w:val="pt-BR"/>
         </w:rPr>
         <w:t>Are your sisters and you meeting your father at four?</w:t>
       </w:r>
       <w:r>
         <w:rPr>
           <w:rFonts w:ascii="Aptos" w:hAnsi="Aptos"/>
+          <w:lang w:val="pt-BR"/>
         </w:rPr>
         <w:t xml:space="preserve">     </w:t>
       </w:r>
       <w:r>
         <w:rPr>
           <w:rFonts w:ascii="Aptos" w:hAnsi="Aptos"/>
+          <w:lang w:val="pt-BR"/>
         </w:rPr>
         <w:t>Yes, we are.      No, we aren’t.</w:t>
       </w:r>
@@ -856,29 +581,34 @@
         </w:numPr>
         <w:rPr>
           <w:rFonts w:ascii="Aptos" w:hAnsi="Aptos"/>
-        </w:rPr>
-      </w:pPr>
-      <w:r>
-        <w:rPr>
-          <w:rFonts w:ascii="Aptos" w:hAnsi="Aptos"/>
+          <w:lang w:val="pt-BR"/>
+        </w:rPr>
+      </w:pPr>
+      <w:r>
+        <w:rPr>
+          <w:rFonts w:ascii="Aptos" w:hAnsi="Aptos"/>
+          <w:lang w:val="pt-BR"/>
         </w:rPr>
         <w:t>Is Amelia drinking tea now?</w:t>
       </w:r>
       <w:r>
         <w:rPr>
           <w:rFonts w:ascii="Aptos" w:hAnsi="Aptos"/>
+          <w:lang w:val="pt-BR"/>
         </w:rPr>
         <w:t xml:space="preserve">     </w:t>
       </w:r>
       <w:r>
         <w:rPr>
           <w:rFonts w:ascii="Aptos" w:hAnsi="Aptos"/>
+          <w:lang w:val="pt-BR"/>
         </w:rPr>
         <w:t>Yes, she is.       No</w:t>
       </w:r>
       <w:r>
         <w:rPr>
           <w:rFonts w:ascii="Aptos" w:hAnsi="Aptos"/>
+          <w:lang w:val="pt-BR"/>
         </w:rPr>
         <w:t>, she isn’t.</w:t>
       </w:r>
@@ -891,23 +621,27 @@
         </w:numPr>
         <w:rPr>
           <w:rFonts w:ascii="Aptos" w:hAnsi="Aptos"/>
-        </w:rPr>
-      </w:pPr>
-      <w:r>
-        <w:rPr>
-          <w:rFonts w:ascii="Aptos" w:hAnsi="Aptos"/>
+          <w:lang w:val="pt-BR"/>
+        </w:rPr>
+      </w:pPr>
+      <w:r>
+        <w:rPr>
+          <w:rFonts w:ascii="Aptos" w:hAnsi="Aptos"/>
+          <w:lang w:val="pt-BR"/>
         </w:rPr>
         <w:t>Is Benjamin playing the guitar?</w:t>
       </w:r>
       <w:r>
         <w:rPr>
           <w:rFonts w:ascii="Aptos" w:hAnsi="Aptos"/>
+          <w:lang w:val="pt-BR"/>
         </w:rPr>
         <w:t xml:space="preserve">     </w:t>
       </w:r>
       <w:r>
         <w:rPr>
           <w:rFonts w:ascii="Aptos" w:hAnsi="Aptos"/>
+          <w:lang w:val="pt-BR"/>
         </w:rPr>
         <w:t>Yes, he is.        No, he isn’t.</w:t>
       </w:r>
@@ -920,23 +654,27 @@
         </w:numPr>
         <w:rPr>
           <w:rFonts w:ascii="Aptos" w:hAnsi="Aptos"/>
-        </w:rPr>
-      </w:pPr>
-      <w:r>
-        <w:rPr>
-          <w:rFonts w:ascii="Aptos" w:hAnsi="Aptos"/>
+          <w:lang w:val="pt-BR"/>
+        </w:rPr>
+      </w:pPr>
+      <w:r>
+        <w:rPr>
+          <w:rFonts w:ascii="Aptos" w:hAnsi="Aptos"/>
+          <w:lang w:val="pt-BR"/>
         </w:rPr>
         <w:t>Are Noah and you cooking?</w:t>
       </w:r>
       <w:r>
         <w:rPr>
           <w:rFonts w:ascii="Aptos" w:hAnsi="Aptos"/>
+          <w:lang w:val="pt-BR"/>
         </w:rPr>
         <w:t xml:space="preserve">   </w:t>
       </w:r>
       <w:r>
         <w:rPr>
           <w:rFonts w:ascii="Aptos" w:hAnsi="Aptos"/>
+          <w:lang w:val="pt-BR"/>
         </w:rPr>
         <w:t>Yes, we are.      No, we aren’t.</w:t>
       </w:r>
@@ -949,17 +687,20 @@
         </w:numPr>
         <w:rPr>
           <w:rFonts w:ascii="Aptos" w:hAnsi="Aptos"/>
-        </w:rPr>
-      </w:pPr>
-      <w:r>
-        <w:rPr>
-          <w:rFonts w:ascii="Aptos" w:hAnsi="Aptos"/>
+          <w:lang w:val="pt-BR"/>
+        </w:rPr>
+      </w:pPr>
+      <w:r>
+        <w:rPr>
+          <w:rFonts w:ascii="Aptos" w:hAnsi="Aptos"/>
+          <w:lang w:val="pt-BR"/>
         </w:rPr>
         <w:t>Are Charlotte and Mia walking to school now?</w:t>
       </w:r>
       <w:r>
         <w:rPr>
           <w:rFonts w:ascii="Aptos" w:hAnsi="Aptos"/>
+          <w:lang w:val="pt-BR"/>
         </w:rPr>
         <w:t xml:space="preserve"> Yes, they are.      No, they aren’t.</w:t>
       </w:r>
@@ -972,23 +713,27 @@
         </w:numPr>
         <w:rPr>
           <w:rFonts w:ascii="Aptos" w:hAnsi="Aptos"/>
-        </w:rPr>
-      </w:pPr>
-      <w:r>
-        <w:rPr>
-          <w:rFonts w:ascii="Aptos" w:hAnsi="Aptos"/>
+          <w:lang w:val="pt-BR"/>
+        </w:rPr>
+      </w:pPr>
+      <w:r>
+        <w:rPr>
+          <w:rFonts w:ascii="Aptos" w:hAnsi="Aptos"/>
+          <w:lang w:val="pt-BR"/>
         </w:rPr>
         <w:t>Are you using my Netflix account again?</w:t>
       </w:r>
       <w:r>
         <w:rPr>
           <w:rFonts w:ascii="Aptos" w:hAnsi="Aptos"/>
+          <w:lang w:val="pt-BR"/>
         </w:rPr>
         <w:t xml:space="preserve">     </w:t>
       </w:r>
       <w:r>
         <w:rPr>
           <w:rFonts w:ascii="Aptos" w:hAnsi="Aptos"/>
+          <w:lang w:val="pt-BR"/>
         </w:rPr>
         <w:t>Yes, I am.      No, I’m not.</w:t>
       </w:r>
@@ -1001,29 +746,34 @@
         </w:numPr>
         <w:rPr>
           <w:rFonts w:ascii="Aptos" w:hAnsi="Aptos"/>
-        </w:rPr>
-      </w:pPr>
-      <w:r>
-        <w:rPr>
-          <w:rFonts w:ascii="Aptos" w:hAnsi="Aptos"/>
+          <w:lang w:val="pt-BR"/>
+        </w:rPr>
+      </w:pPr>
+      <w:r>
+        <w:rPr>
+          <w:rFonts w:ascii="Aptos" w:hAnsi="Aptos"/>
+          <w:lang w:val="pt-BR"/>
         </w:rPr>
         <w:t>Is your dad washing his car?</w:t>
       </w:r>
       <w:r>
         <w:rPr>
           <w:rFonts w:ascii="Aptos" w:hAnsi="Aptos"/>
+          <w:lang w:val="pt-BR"/>
         </w:rPr>
         <w:t xml:space="preserve">      </w:t>
       </w:r>
       <w:r>
         <w:rPr>
           <w:rFonts w:ascii="Aptos" w:hAnsi="Aptos"/>
+          <w:lang w:val="pt-BR"/>
         </w:rPr>
         <w:t xml:space="preserve">Yes, he is.         No, </w:t>
       </w:r>
       <w:r>
         <w:rPr>
           <w:rFonts w:ascii="Aptos" w:hAnsi="Aptos"/>
+          <w:lang w:val="pt-BR"/>
         </w:rPr>
         <w:t>he isn’t.</w:t>
       </w:r>
@@ -1042,18 +792,21 @@
       <w:r>
         <w:rPr>
           <w:rFonts w:ascii="Aptos" w:hAnsi="Aptos"/>
+          <w:lang w:val="pt-BR"/>
         </w:rPr>
         <w:t>Is it raining today?</w:t>
       </w:r>
       <w:r>
         <w:rPr>
           <w:rFonts w:ascii="Aptos" w:hAnsi="Aptos"/>
+          <w:lang w:val="pt-BR"/>
         </w:rPr>
         <w:t xml:space="preserve">      </w:t>
       </w:r>
       <w:r>
         <w:rPr>
           <w:rFonts w:ascii="Aptos" w:hAnsi="Aptos"/>
+          <w:lang w:val="pt-BR"/>
         </w:rPr>
         <w:t xml:space="preserve">Yes, it is.       </w:t>
       </w:r>
@@ -1062,23 +815,7 @@
           <w:rFonts w:ascii="Aptos" w:hAnsi="Aptos"/>
           <w:lang w:val="pt-BR"/>
         </w:rPr>
-        <w:t xml:space="preserve">No, it </w:t>
-      </w:r>
-      <w:proofErr w:type="spellStart"/>
-      <w:r>
-        <w:rPr>
-          <w:rFonts w:ascii="Aptos" w:hAnsi="Aptos"/>
-          <w:lang w:val="pt-BR"/>
-        </w:rPr>
-        <w:t>isn’t</w:t>
-      </w:r>
-      <w:proofErr w:type="spellEnd"/>
-      <w:r>
-        <w:rPr>
-          <w:rFonts w:ascii="Aptos" w:hAnsi="Aptos"/>
-          <w:lang w:val="pt-BR"/>
-        </w:rPr>
-        <w:t>.</w:t>
+        <w:t>No, it isn’t.</w:t>
       </w:r>
     </w:p>
     <w:p>
@@ -1105,21 +842,12 @@
           <w:lang w:val="pt-BR"/>
         </w:rPr>
       </w:pPr>
-      <w:proofErr w:type="spellStart"/>
-      <w:r>
-        <w:rPr>
-          <w:rFonts w:ascii="Aptos" w:hAnsi="Aptos"/>
-          <w:lang w:val="pt-BR"/>
-        </w:rPr>
-        <w:t>Redo</w:t>
-      </w:r>
-      <w:proofErr w:type="spellEnd"/>
-      <w:r>
-        <w:rPr>
-          <w:rFonts w:ascii="Aptos" w:hAnsi="Aptos"/>
-          <w:lang w:val="pt-BR"/>
-        </w:rPr>
-        <w:t>:</w:t>
+      <w:r>
+        <w:rPr>
+          <w:rFonts w:ascii="Aptos" w:hAnsi="Aptos"/>
+          <w:lang w:val="pt-BR"/>
+        </w:rPr>
+        <w:t>Redo:</w:t>
       </w:r>
     </w:p>
     <w:p>
@@ -1130,11 +858,13 @@
         </w:numPr>
         <w:rPr>
           <w:rFonts w:ascii="Aptos" w:hAnsi="Aptos"/>
-        </w:rPr>
-      </w:pPr>
-      <w:r>
-        <w:rPr>
-          <w:rFonts w:ascii="Aptos" w:hAnsi="Aptos"/>
+          <w:lang w:val="pt-BR"/>
+        </w:rPr>
+      </w:pPr>
+      <w:r>
+        <w:rPr>
+          <w:rFonts w:ascii="Aptos" w:hAnsi="Aptos"/>
+          <w:lang w:val="pt-BR"/>
         </w:rPr>
         <w:t>Beth / try / to be patient / with her son (present simple)</w:t>
       </w:r>
@@ -1147,11 +877,13 @@
         </w:numPr>
         <w:rPr>
           <w:rFonts w:ascii="Aptos" w:hAnsi="Aptos"/>
-        </w:rPr>
-      </w:pPr>
-      <w:r>
-        <w:rPr>
-          <w:rFonts w:ascii="Aptos" w:hAnsi="Aptos"/>
+          <w:lang w:val="pt-BR"/>
+        </w:rPr>
+      </w:pPr>
+      <w:r>
+        <w:rPr>
+          <w:rFonts w:ascii="Aptos" w:hAnsi="Aptos"/>
+          <w:lang w:val="pt-BR"/>
         </w:rPr>
         <w:t>We / not advance / with this project (present continuous)</w:t>
       </w:r>
@@ -1170,48 +902,10 @@
       <w:r>
         <w:rPr>
           <w:rFonts w:ascii="Aptos" w:hAnsi="Aptos"/>
+          <w:lang w:val="pt-BR"/>
         </w:rPr>
         <w:lastRenderedPageBreak/>
-        <w:t xml:space="preserve">The weather / change / frequently / in your city ? </w:t>
-      </w:r>
-      <w:r>
-        <w:rPr>
-          <w:rFonts w:ascii="Aptos" w:hAnsi="Aptos"/>
-          <w:lang w:val="pt-BR"/>
-        </w:rPr>
-        <w:t>(</w:t>
-      </w:r>
-      <w:proofErr w:type="spellStart"/>
-      <w:r>
-        <w:rPr>
-          <w:rFonts w:ascii="Aptos" w:hAnsi="Aptos"/>
-          <w:lang w:val="pt-BR"/>
-        </w:rPr>
-        <w:t>present</w:t>
-      </w:r>
-      <w:proofErr w:type="spellEnd"/>
-      <w:r>
-        <w:rPr>
-          <w:rFonts w:ascii="Aptos" w:hAnsi="Aptos"/>
-          <w:lang w:val="pt-BR"/>
-        </w:rPr>
-        <w:t xml:space="preserve"> </w:t>
-      </w:r>
-      <w:proofErr w:type="spellStart"/>
-      <w:r>
-        <w:rPr>
-          <w:rFonts w:ascii="Aptos" w:hAnsi="Aptos"/>
-          <w:lang w:val="pt-BR"/>
-        </w:rPr>
-        <w:t>simple</w:t>
-      </w:r>
-      <w:proofErr w:type="spellEnd"/>
-      <w:r>
-        <w:rPr>
-          <w:rFonts w:ascii="Aptos" w:hAnsi="Aptos"/>
-          <w:lang w:val="pt-BR"/>
-        </w:rPr>
-        <w:t>)</w:t>
+        <w:t>The weather / change / frequently / in your city ? (present simple)</w:t>
       </w:r>
     </w:p>
     <w:p>
@@ -1222,11 +916,13 @@
         </w:numPr>
         <w:rPr>
           <w:rFonts w:ascii="Aptos" w:hAnsi="Aptos"/>
-        </w:rPr>
-      </w:pPr>
-      <w:r>
-        <w:rPr>
-          <w:rFonts w:ascii="Aptos" w:hAnsi="Aptos"/>
+          <w:lang w:val="pt-BR"/>
+        </w:rPr>
+      </w:pPr>
+      <w:r>
+        <w:rPr>
+          <w:rFonts w:ascii="Aptos" w:hAnsi="Aptos"/>
+          <w:lang w:val="pt-BR"/>
         </w:rPr>
         <w:t>The rain / affect / the traffic / in a serious way (present continuous)</w:t>
       </w:r>
@@ -1245,47 +941,9 @@
       <w:r>
         <w:rPr>
           <w:rFonts w:ascii="Aptos" w:hAnsi="Aptos"/>
-        </w:rPr>
-        <w:t xml:space="preserve">The engineers / have / questions / about the scope of the construction? </w:t>
-      </w:r>
-      <w:r>
-        <w:rPr>
-          <w:rFonts w:ascii="Aptos" w:hAnsi="Aptos"/>
-          <w:lang w:val="pt-BR"/>
-        </w:rPr>
-        <w:t>(</w:t>
-      </w:r>
-      <w:proofErr w:type="spellStart"/>
-      <w:r>
-        <w:rPr>
-          <w:rFonts w:ascii="Aptos" w:hAnsi="Aptos"/>
-          <w:lang w:val="pt-BR"/>
-        </w:rPr>
-        <w:t>present</w:t>
-      </w:r>
-      <w:proofErr w:type="spellEnd"/>
-      <w:r>
-        <w:rPr>
-          <w:rFonts w:ascii="Aptos" w:hAnsi="Aptos"/>
-          <w:lang w:val="pt-BR"/>
-        </w:rPr>
-        <w:t xml:space="preserve"> </w:t>
-      </w:r>
-      <w:proofErr w:type="spellStart"/>
-      <w:r>
-        <w:rPr>
-          <w:rFonts w:ascii="Aptos" w:hAnsi="Aptos"/>
-          <w:lang w:val="pt-BR"/>
-        </w:rPr>
-        <w:t>simple</w:t>
-      </w:r>
-      <w:proofErr w:type="spellEnd"/>
-      <w:r>
-        <w:rPr>
-          <w:rFonts w:ascii="Aptos" w:hAnsi="Aptos"/>
-          <w:lang w:val="pt-BR"/>
-        </w:rPr>
-        <w:t>)</w:t>
+          <w:lang w:val="pt-BR"/>
+        </w:rPr>
+        <w:t>The engineers / have / questions / about the scope of the construction? (present simple)</w:t>
       </w:r>
     </w:p>
     <w:p>
@@ -1302,47 +960,9 @@
       <w:r>
         <w:rPr>
           <w:rFonts w:ascii="Aptos" w:hAnsi="Aptos"/>
-        </w:rPr>
-        <w:t xml:space="preserve">The children / play / in the backyard ? </w:t>
-      </w:r>
-      <w:r>
-        <w:rPr>
-          <w:rFonts w:ascii="Aptos" w:hAnsi="Aptos"/>
-          <w:lang w:val="pt-BR"/>
-        </w:rPr>
-        <w:t>(</w:t>
-      </w:r>
-      <w:proofErr w:type="spellStart"/>
-      <w:r>
-        <w:rPr>
-          <w:rFonts w:ascii="Aptos" w:hAnsi="Aptos"/>
-          <w:lang w:val="pt-BR"/>
-        </w:rPr>
-        <w:t>present</w:t>
-      </w:r>
-      <w:proofErr w:type="spellEnd"/>
-      <w:r>
-        <w:rPr>
-          <w:rFonts w:ascii="Aptos" w:hAnsi="Aptos"/>
-          <w:lang w:val="pt-BR"/>
-        </w:rPr>
-        <w:t xml:space="preserve"> </w:t>
-      </w:r>
-      <w:proofErr w:type="spellStart"/>
-      <w:r>
-        <w:rPr>
-          <w:rFonts w:ascii="Aptos" w:hAnsi="Aptos"/>
-          <w:lang w:val="pt-BR"/>
-        </w:rPr>
-        <w:t>continuous</w:t>
-      </w:r>
-      <w:proofErr w:type="spellEnd"/>
-      <w:r>
-        <w:rPr>
-          <w:rFonts w:ascii="Aptos" w:hAnsi="Aptos"/>
-          <w:lang w:val="pt-BR"/>
-        </w:rPr>
-        <w:t>)</w:t>
+          <w:lang w:val="pt-BR"/>
+        </w:rPr>
+        <w:t>The children / play / in the backyard ? (present continuous)</w:t>
       </w:r>
     </w:p>
     <w:p>
@@ -1378,69 +998,12 @@
           <w:lang w:val="pt-BR"/>
         </w:rPr>
       </w:pPr>
-      <w:proofErr w:type="spellStart"/>
       <w:r>
         <w:rPr>
           <w:rFonts w:ascii="Calibri" w:hAnsi="Calibri" w:cs="Calibri"/>
           <w:lang w:val="pt-BR"/>
         </w:rPr>
-        <w:t>You</w:t>
-      </w:r>
-      <w:proofErr w:type="spellEnd"/>
-      <w:r>
-        <w:rPr>
-          <w:rFonts w:ascii="Calibri" w:hAnsi="Calibri" w:cs="Calibri"/>
-          <w:lang w:val="pt-BR"/>
-        </w:rPr>
-        <w:t xml:space="preserve"> / </w:t>
-      </w:r>
-      <w:proofErr w:type="spellStart"/>
-      <w:r>
-        <w:rPr>
-          <w:rFonts w:ascii="Calibri" w:hAnsi="Calibri" w:cs="Calibri"/>
-          <w:lang w:val="pt-BR"/>
-        </w:rPr>
-        <w:t>not</w:t>
-      </w:r>
-      <w:proofErr w:type="spellEnd"/>
-      <w:r>
-        <w:rPr>
-          <w:rFonts w:ascii="Calibri" w:hAnsi="Calibri" w:cs="Calibri"/>
-          <w:lang w:val="pt-BR"/>
-        </w:rPr>
-        <w:t xml:space="preserve"> </w:t>
-      </w:r>
-      <w:proofErr w:type="spellStart"/>
-      <w:r>
-        <w:rPr>
-          <w:rFonts w:ascii="Calibri" w:hAnsi="Calibri" w:cs="Calibri"/>
-          <w:lang w:val="pt-BR"/>
-        </w:rPr>
-        <w:t>listen</w:t>
-      </w:r>
-      <w:proofErr w:type="spellEnd"/>
-      <w:r>
-        <w:rPr>
-          <w:rFonts w:ascii="Calibri" w:hAnsi="Calibri" w:cs="Calibri"/>
-          <w:lang w:val="pt-BR"/>
-        </w:rPr>
-        <w:t xml:space="preserve"> / </w:t>
-      </w:r>
-      <w:proofErr w:type="spellStart"/>
-      <w:r>
-        <w:rPr>
-          <w:rFonts w:ascii="Calibri" w:hAnsi="Calibri" w:cs="Calibri"/>
-          <w:lang w:val="pt-BR"/>
-        </w:rPr>
-        <w:t>to</w:t>
-      </w:r>
-      <w:proofErr w:type="spellEnd"/>
-      <w:r>
-        <w:rPr>
-          <w:rFonts w:ascii="Calibri" w:hAnsi="Calibri" w:cs="Calibri"/>
-          <w:lang w:val="pt-BR"/>
-        </w:rPr>
-        <w:t xml:space="preserve"> me</w:t>
+        <w:t>You / not listen / to me</w:t>
       </w:r>
     </w:p>
     <w:p>
@@ -1448,11 +1011,13 @@
         <w:ind w:left="0"/>
         <w:rPr>
           <w:rFonts w:ascii="Calibri" w:hAnsi="Calibri" w:cs="Calibri"/>
+          <w:lang w:val="pt-BR"/>
         </w:rPr>
       </w:pPr>
       <w:r>
         <w:rPr>
           <w:rFonts w:ascii="Calibri" w:hAnsi="Calibri" w:cs="Calibri"/>
+          <w:lang w:val="pt-BR"/>
         </w:rPr>
         <w:t>You aren’t listening to me.</w:t>
       </w:r>
@@ -1462,6 +1027,7 @@
         <w:ind w:left="0"/>
         <w:rPr>
           <w:rFonts w:ascii="Calibri" w:hAnsi="Calibri" w:cs="Calibri"/>
+          <w:lang w:val="pt-BR"/>
         </w:rPr>
       </w:pPr>
     </w:p>
@@ -1470,11 +1036,13 @@
         <w:ind w:left="0"/>
         <w:rPr>
           <w:rFonts w:ascii="Calibri" w:hAnsi="Calibri" w:cs="Calibri"/>
+          <w:lang w:val="pt-BR"/>
         </w:rPr>
       </w:pPr>
       <w:r>
         <w:rPr>
           <w:rFonts w:ascii="Calibri" w:hAnsi="Calibri" w:cs="Calibri"/>
+          <w:lang w:val="pt-BR"/>
         </w:rPr>
         <w:t>John likes barbucue. He always barbecues on the weekend.</w:t>
       </w:r>
@@ -1484,29 +1052,34 @@
         <w:ind w:left="0"/>
         <w:rPr>
           <w:rFonts w:ascii="Calibri" w:hAnsi="Calibri" w:cs="Calibri"/>
+          <w:lang w:val="pt-BR"/>
         </w:rPr>
       </w:pPr>
       <w:r>
         <w:rPr>
           <w:rFonts w:ascii="Calibri" w:hAnsi="Calibri" w:cs="Calibri"/>
+          <w:lang w:val="pt-BR"/>
         </w:rPr>
         <w:t xml:space="preserve">John gave his son a car toy. </w:t>
       </w:r>
       <w:r>
         <w:rPr>
           <w:rFonts w:ascii="Calibri" w:hAnsi="Calibri" w:cs="Calibri"/>
+          <w:lang w:val="pt-BR"/>
         </w:rPr>
         <w:t>John also gave him</w:t>
       </w:r>
       <w:r>
         <w:rPr>
           <w:rFonts w:ascii="Calibri" w:hAnsi="Calibri" w:cs="Calibri"/>
+          <w:lang w:val="pt-BR"/>
         </w:rPr>
         <w:t xml:space="preserve"> </w:t>
       </w:r>
       <w:r>
         <w:rPr>
           <w:rFonts w:ascii="Calibri" w:hAnsi="Calibri" w:cs="Calibri"/>
+          <w:lang w:val="pt-BR"/>
         </w:rPr>
         <w:t xml:space="preserve">a sword toy. </w:t>
       </w:r>
@@ -1516,11 +1089,13 @@
         <w:ind w:left="0"/>
         <w:rPr>
           <w:rFonts w:ascii="Calibri" w:hAnsi="Calibri" w:cs="Calibri"/>
+          <w:lang w:val="pt-BR"/>
         </w:rPr>
       </w:pPr>
       <w:r>
         <w:rPr>
           <w:rFonts w:ascii="Calibri" w:hAnsi="Calibri" w:cs="Calibri"/>
+          <w:lang w:val="pt-BR"/>
         </w:rPr>
         <w:t>My parents gave us an apartment.</w:t>
       </w:r>
@@ -1530,6 +1105,7 @@
         <w:ind w:left="0"/>
         <w:rPr>
           <w:rFonts w:ascii="Calibri" w:hAnsi="Calibri" w:cs="Calibri"/>
+          <w:lang w:val="pt-BR"/>
         </w:rPr>
       </w:pPr>
     </w:p>
@@ -1553,17 +1129,20 @@
               <w:ind w:left="0"/>
               <w:rPr>
                 <w:rFonts w:ascii="Calibri" w:hAnsi="Calibri" w:cs="Calibri"/>
+                <w:lang w:val="pt-BR"/>
               </w:rPr>
             </w:pPr>
             <w:r>
               <w:rPr>
                 <w:rFonts w:ascii="Calibri" w:hAnsi="Calibri" w:cs="Calibri"/>
+                <w:lang w:val="pt-BR"/>
               </w:rPr>
               <w:t>Subject Pronoun</w:t>
             </w:r>
             <w:r>
               <w:rPr>
                 <w:rFonts w:ascii="Calibri" w:hAnsi="Calibri" w:cs="Calibri"/>
+                <w:lang w:val="pt-BR"/>
               </w:rPr>
               <w:t xml:space="preserve"> (before the verb)</w:t>
             </w:r>
@@ -1578,17 +1157,20 @@
               <w:ind w:left="0"/>
               <w:rPr>
                 <w:rFonts w:ascii="Calibri" w:hAnsi="Calibri" w:cs="Calibri"/>
+                <w:lang w:val="pt-BR"/>
               </w:rPr>
             </w:pPr>
             <w:r>
               <w:rPr>
                 <w:rFonts w:ascii="Calibri" w:hAnsi="Calibri" w:cs="Calibri"/>
+                <w:lang w:val="pt-BR"/>
               </w:rPr>
               <w:t>Object Pronoun</w:t>
             </w:r>
             <w:r>
               <w:rPr>
                 <w:rFonts w:ascii="Calibri" w:hAnsi="Calibri" w:cs="Calibri"/>
+                <w:lang w:val="pt-BR"/>
               </w:rPr>
               <w:t xml:space="preserve"> (after the verb)</w:t>
             </w:r>
@@ -1652,7 +1234,6 @@
                 <w:lang w:val="pt-BR"/>
               </w:rPr>
             </w:pPr>
-            <w:proofErr w:type="spellStart"/>
             <w:r>
               <w:rPr>
                 <w:rFonts w:ascii="Calibri" w:hAnsi="Calibri" w:cs="Calibri"/>
@@ -1660,7 +1241,6 @@
               </w:rPr>
               <w:t>you</w:t>
             </w:r>
-            <w:proofErr w:type="spellEnd"/>
           </w:p>
         </w:tc>
         <w:tc>
@@ -1675,7 +1255,6 @@
                 <w:lang w:val="pt-BR"/>
               </w:rPr>
             </w:pPr>
-            <w:proofErr w:type="spellStart"/>
             <w:r>
               <w:rPr>
                 <w:rFonts w:ascii="Calibri" w:hAnsi="Calibri" w:cs="Calibri"/>
@@ -1683,7 +1262,6 @@
               </w:rPr>
               <w:t>you</w:t>
             </w:r>
-            <w:proofErr w:type="spellEnd"/>
           </w:p>
         </w:tc>
       </w:tr>
@@ -1700,7 +1278,6 @@
                 <w:lang w:val="pt-BR"/>
               </w:rPr>
             </w:pPr>
-            <w:proofErr w:type="spellStart"/>
             <w:r>
               <w:rPr>
                 <w:rFonts w:ascii="Calibri" w:hAnsi="Calibri" w:cs="Calibri"/>
@@ -1708,7 +1285,6 @@
               </w:rPr>
               <w:t>he</w:t>
             </w:r>
-            <w:proofErr w:type="spellEnd"/>
           </w:p>
         </w:tc>
         <w:tc>
@@ -1723,7 +1299,6 @@
                 <w:lang w:val="pt-BR"/>
               </w:rPr>
             </w:pPr>
-            <w:proofErr w:type="spellStart"/>
             <w:r>
               <w:rPr>
                 <w:rFonts w:ascii="Calibri" w:hAnsi="Calibri" w:cs="Calibri"/>
@@ -1731,7 +1306,6 @@
               </w:rPr>
               <w:t>him</w:t>
             </w:r>
-            <w:proofErr w:type="spellEnd"/>
           </w:p>
         </w:tc>
       </w:tr>
@@ -1748,7 +1322,6 @@
                 <w:lang w:val="pt-BR"/>
               </w:rPr>
             </w:pPr>
-            <w:proofErr w:type="spellStart"/>
             <w:r>
               <w:rPr>
                 <w:rFonts w:ascii="Calibri" w:hAnsi="Calibri" w:cs="Calibri"/>
@@ -1756,7 +1329,6 @@
               </w:rPr>
               <w:t>she</w:t>
             </w:r>
-            <w:proofErr w:type="spellEnd"/>
           </w:p>
         </w:tc>
         <w:tc>
@@ -1771,7 +1343,6 @@
                 <w:lang w:val="pt-BR"/>
               </w:rPr>
             </w:pPr>
-            <w:proofErr w:type="spellStart"/>
             <w:r>
               <w:rPr>
                 <w:rFonts w:ascii="Calibri" w:hAnsi="Calibri" w:cs="Calibri"/>
@@ -1779,7 +1350,6 @@
               </w:rPr>
               <w:t>her</w:t>
             </w:r>
-            <w:proofErr w:type="spellEnd"/>
           </w:p>
         </w:tc>
       </w:tr>
@@ -1840,7 +1410,6 @@
                 <w:lang w:val="pt-BR"/>
               </w:rPr>
             </w:pPr>
-            <w:proofErr w:type="spellStart"/>
             <w:r>
               <w:rPr>
                 <w:rFonts w:ascii="Calibri" w:hAnsi="Calibri" w:cs="Calibri"/>
@@ -1848,7 +1417,6 @@
               </w:rPr>
               <w:t>we</w:t>
             </w:r>
-            <w:proofErr w:type="spellEnd"/>
           </w:p>
         </w:tc>
         <w:tc>
@@ -1863,7 +1431,6 @@
                 <w:lang w:val="pt-BR"/>
               </w:rPr>
             </w:pPr>
-            <w:proofErr w:type="spellStart"/>
             <w:r>
               <w:rPr>
                 <w:rFonts w:ascii="Calibri" w:hAnsi="Calibri" w:cs="Calibri"/>
@@ -1871,7 +1438,6 @@
               </w:rPr>
               <w:t>us</w:t>
             </w:r>
-            <w:proofErr w:type="spellEnd"/>
           </w:p>
         </w:tc>
       </w:tr>
@@ -1888,7 +1454,6 @@
                 <w:lang w:val="pt-BR"/>
               </w:rPr>
             </w:pPr>
-            <w:proofErr w:type="spellStart"/>
             <w:r>
               <w:rPr>
                 <w:rFonts w:ascii="Calibri" w:hAnsi="Calibri" w:cs="Calibri"/>
@@ -1896,7 +1461,6 @@
               </w:rPr>
               <w:t>you</w:t>
             </w:r>
-            <w:proofErr w:type="spellEnd"/>
           </w:p>
         </w:tc>
         <w:tc>
@@ -1911,7 +1475,6 @@
                 <w:lang w:val="pt-BR"/>
               </w:rPr>
             </w:pPr>
-            <w:proofErr w:type="spellStart"/>
             <w:r>
               <w:rPr>
                 <w:rFonts w:ascii="Calibri" w:hAnsi="Calibri" w:cs="Calibri"/>
@@ -1919,7 +1482,6 @@
               </w:rPr>
               <w:t>you</w:t>
             </w:r>
-            <w:proofErr w:type="spellEnd"/>
           </w:p>
         </w:tc>
       </w:tr>
@@ -1936,7 +1498,6 @@
                 <w:lang w:val="pt-BR"/>
               </w:rPr>
             </w:pPr>
-            <w:proofErr w:type="spellStart"/>
             <w:r>
               <w:rPr>
                 <w:rFonts w:ascii="Calibri" w:hAnsi="Calibri" w:cs="Calibri"/>
@@ -1944,7 +1505,6 @@
               </w:rPr>
               <w:t>they</w:t>
             </w:r>
-            <w:proofErr w:type="spellEnd"/>
           </w:p>
         </w:tc>
         <w:tc>
@@ -1959,7 +1519,6 @@
                 <w:lang w:val="pt-BR"/>
               </w:rPr>
             </w:pPr>
-            <w:proofErr w:type="spellStart"/>
             <w:r>
               <w:rPr>
                 <w:rFonts w:ascii="Calibri" w:hAnsi="Calibri" w:cs="Calibri"/>
@@ -1967,7 +1526,6 @@
               </w:rPr>
               <w:t>them</w:t>
             </w:r>
-            <w:proofErr w:type="spellEnd"/>
           </w:p>
         </w:tc>
       </w:tr>
@@ -5663,7 +5221,6 @@
   <w:style w:type="character" w:default="1" w:styleId="DefaultParagraphFont">
     <w:name w:val="Default Paragraph Font"/>
     <w:uiPriority w:val="1"/>
-    <w:semiHidden/>
     <w:unhideWhenUsed/>
   </w:style>
   <w:style w:type="table" w:default="1" w:styleId="TableNormal">
@@ -6104,10 +5661,4 @@
     </a:ext>
   </a:extLst>
 </a:theme>
-</file>
-
-<file path=docMetadata/LabelInfo.xml><?xml version="1.0" encoding="utf-8"?>
-<clbl:labelList xmlns:clbl="http://schemas.microsoft.com/office/2020/mipLabelMetadata">
-  <clbl:label id="{87867195-f2b8-4ac2-b0b6-6bb73cb33afc}" enabled="1" method="Privileged" siteId="{72f988bf-86f1-41af-91ab-2d7cd011db47}" contentBits="0" removed="0"/>
-</clbl:labelList>
 </file>